--- a/data/exports/kcet-application-of-derivatives_revision_notes.docx
+++ b/data/exports/kcet-application-of-derivatives_revision_notes.docx
@@ -189,7 +189,7 @@
                 <w:color w:val="2D3748"/>
                 <w:sz w:val="19"/>
               </w:rPr>
-              <w:t>Kcet Application Of Derivatives - Core Application</w:t>
+              <w:t>Monotonicity, Maxima &amp; Minima</w:t>
             </w:r>
           </w:p>
         </w:tc>
@@ -209,7 +209,7 @@
               <w:rPr>
                 <w:sz w:val="19"/>
               </w:rPr>
-              <w:t>33 PYQs</w:t>
+              <w:t>17 PYQs</w:t>
             </w:r>
           </w:p>
         </w:tc>
@@ -230,7 +230,94 @@
                 <w:color w:val="718096"/>
                 <w:sz w:val="19"/>
               </w:rPr>
-              <w:t>General Concept</w:t>
+              <w:t>Optimization</w:t>
+            </w:r>
+          </w:p>
+        </w:tc>
+      </w:tr>
+      <w:tr>
+        <w:tc>
+          <w:tcPr>
+            <w:tcW w:type="dxa" w:w="2160"/>
+            <w:shd w:fill="FFFFFF"/>
+            <w:tcMar>
+              <w:top w:w="80" w:type="dxa"/>
+              <w:bottom w:w="80" w:type="dxa"/>
+              <w:left w:w="150" w:type="dxa"/>
+              <w:right w:w="150" w:type="dxa"/>
+            </w:tcMar>
+          </w:tcPr>
+          <w:p>
+            <w:r>
+              <w:rPr>
+                <w:b/>
+                <w:color w:val="C53030"/>
+                <w:sz w:val="19"/>
+              </w:rPr>
+              <w:t>Very High</w:t>
+            </w:r>
+          </w:p>
+        </w:tc>
+        <w:tc>
+          <w:tcPr>
+            <w:tcW w:type="dxa" w:w="4320"/>
+            <w:shd w:fill="FFFFFF"/>
+            <w:tcMar>
+              <w:top w:w="80" w:type="dxa"/>
+              <w:bottom w:w="80" w:type="dxa"/>
+              <w:left w:w="150" w:type="dxa"/>
+              <w:right w:w="150" w:type="dxa"/>
+            </w:tcMar>
+          </w:tcPr>
+          <w:p>
+            <w:r>
+              <w:rPr>
+                <w:b/>
+                <w:color w:val="2D3748"/>
+                <w:sz w:val="19"/>
+              </w:rPr>
+              <w:t>Tangents, Normals &amp; Rate of Change</w:t>
+            </w:r>
+          </w:p>
+        </w:tc>
+        <w:tc>
+          <w:tcPr>
+            <w:tcW w:type="dxa" w:w="1728"/>
+            <w:shd w:fill="FFFFFF"/>
+            <w:tcMar>
+              <w:top w:w="80" w:type="dxa"/>
+              <w:bottom w:w="80" w:type="dxa"/>
+              <w:left w:w="150" w:type="dxa"/>
+              <w:right w:w="150" w:type="dxa"/>
+            </w:tcMar>
+          </w:tcPr>
+          <w:p>
+            <w:r>
+              <w:rPr>
+                <w:sz w:val="19"/>
+              </w:rPr>
+              <w:t>16 PYQs</w:t>
+            </w:r>
+          </w:p>
+        </w:tc>
+        <w:tc>
+          <w:tcPr>
+            <w:tcW w:type="dxa" w:w="1872"/>
+            <w:shd w:fill="FFFFFF"/>
+            <w:tcMar>
+              <w:top w:w="80" w:type="dxa"/>
+              <w:bottom w:w="80" w:type="dxa"/>
+              <w:left w:w="150" w:type="dxa"/>
+              <w:right w:w="150" w:type="dxa"/>
+            </w:tcMar>
+          </w:tcPr>
+          <w:p>
+            <w:r>
+              <w:rPr>
+                <w:color w:val="718096"/>
+                <w:sz w:val="19"/>
+              </w:rPr>
+              <w:t>Tangents &amp; Rates</w:t>
             </w:r>
           </w:p>
         </w:tc>
@@ -311,6 +398,98 @@
           </w:p>
         </w:tc>
       </w:tr>
+      <w:tr>
+        <w:tc>
+          <w:tcPr>
+            <w:tcW w:type="dxa" w:w="3600"/>
+            <w:shd w:fill="F7FAFC"/>
+            <w:tcMar>
+              <w:top w:w="100" w:type="dxa"/>
+              <w:bottom w:w="100" w:type="dxa"/>
+              <w:left w:w="150" w:type="dxa"/>
+              <w:right w:w="150" w:type="dxa"/>
+            </w:tcMar>
+          </w:tcPr>
+          <w:p>
+            <w:r>
+              <w:rPr>
+                <w:b/>
+                <w:color w:val="1A365D"/>
+                <w:sz w:val="19"/>
+              </w:rPr>
+              <w:t>Monotonicity, Maxima &amp; Minima</w:t>
+            </w:r>
+          </w:p>
+        </w:tc>
+        <w:tc>
+          <w:tcPr>
+            <w:tcW w:type="dxa" w:w="6480"/>
+            <w:shd w:fill="F7FAFC"/>
+            <w:tcMar>
+              <w:top w:w="100" w:type="dxa"/>
+              <w:bottom w:w="100" w:type="dxa"/>
+              <w:left w:w="150" w:type="dxa"/>
+              <w:right w:w="150" w:type="dxa"/>
+            </w:tcMar>
+          </w:tcPr>
+          <w:p>
+            <w:r>
+              <w:rPr>
+                <w:rFonts w:ascii="Cambria Math" w:hAnsi="Cambria Math"/>
+                <w:color w:val="2D3748"/>
+                <w:sz w:val="19"/>
+              </w:rPr>
+              <w:t>f'(x) &gt; 0 \implies \text{Strictly Increasing}, \quad f'(c) = 0 \text{ &amp; } f''(c) &lt; 0 \implies \text{Local Max}, \quad f''(c) &gt; 0 \implies \text{Local Min}</w:t>
+            </w:r>
+          </w:p>
+        </w:tc>
+      </w:tr>
+      <w:tr>
+        <w:tc>
+          <w:tcPr>
+            <w:tcW w:type="dxa" w:w="3600"/>
+            <w:shd w:fill="FFFFFF"/>
+            <w:tcMar>
+              <w:top w:w="100" w:type="dxa"/>
+              <w:bottom w:w="100" w:type="dxa"/>
+              <w:left w:w="150" w:type="dxa"/>
+              <w:right w:w="150" w:type="dxa"/>
+            </w:tcMar>
+          </w:tcPr>
+          <w:p>
+            <w:r>
+              <w:rPr>
+                <w:b/>
+                <w:color w:val="1A365D"/>
+                <w:sz w:val="19"/>
+              </w:rPr>
+              <w:t>Tangents, Normals &amp; Rate of Change</w:t>
+            </w:r>
+          </w:p>
+        </w:tc>
+        <w:tc>
+          <w:tcPr>
+            <w:tcW w:type="dxa" w:w="6480"/>
+            <w:shd w:fill="FFFFFF"/>
+            <w:tcMar>
+              <w:top w:w="100" w:type="dxa"/>
+              <w:bottom w:w="100" w:type="dxa"/>
+              <w:left w:w="150" w:type="dxa"/>
+              <w:right w:w="150" w:type="dxa"/>
+            </w:tcMar>
+          </w:tcPr>
+          <w:p>
+            <w:r>
+              <w:rPr>
+                <w:rFonts w:ascii="Cambria Math" w:hAnsi="Cambria Math"/>
+                <w:color w:val="2D3748"/>
+                <w:sz w:val="19"/>
+              </w:rPr>
+              <w:t>m = \left(\frac{dy}{dx}\right)_{(x_1, y_1)}, \quad \text{Tangent: } y - y_1 = m(x - x_1), \quad \text{Normal: } y - y_1 = -\frac{1}{m}(x - x_1)</w:t>
+            </w:r>
+          </w:p>
+        </w:tc>
+      </w:tr>
     </w:tbl>
     <w:p>
       <w:pPr>
@@ -338,7 +517,7 @@
           <w:color w:val="2B6CB0"/>
           <w:sz w:val="24"/>
         </w:rPr>
-        <w:t>3.1 Kcet Application Of Derivatives - Core Application (Very High Yield — 33 PYQs)</w:t>
+        <w:t>3.1 Monotonicity, Maxima &amp; Minima (Very High Yield — 17 PYQs)</w:t>
       </w:r>
     </w:p>
     <w:p>
@@ -353,7 +532,7 @@
         <w:rPr>
           <w:sz w:val="20"/>
         </w:rPr>
-        <w:t>Key problem pattern in Kcet Application Of Derivatives.</w:t>
+        <w:t>First and second derivative tests for optimization, global extreme values on closed intervals, and Rolle's/Lagrange's Mean Value Theorems.</w:t>
       </w:r>
     </w:p>
     <w:tbl>
@@ -391,7 +570,7 @@
                 <w:color w:val="2D3748"/>
                 <w:sz w:val="19"/>
               </w:rPr>
-              <w:t>Watch for algebraic and sign errors.</w:t>
+              <w:t>A critical point occurs where f'(x) = 0 OR where f'(x) DOES NOT EXIST (e.g. at x=0 for |x|).</w:t>
             </w:r>
           </w:p>
         </w:tc>
@@ -432,7 +611,7 @@
                 <w:color w:val="2D3748"/>
                 <w:sz w:val="19"/>
               </w:rPr>
-              <w:t>Verify dimensions and boundary conditions.</w:t>
+              <w:t>LMVT statement: If f is continuous on [a, b] and differentiable on (a, b), then \exists c ∈ (a, b) such that f'(c) = (f(b) - f(a) / b - a).</w:t>
             </w:r>
           </w:p>
         </w:tc>
@@ -488,6 +667,187 @@
           <w:b/>
           <w:sz w:val="18"/>
         </w:rPr>
+        <w:t xml:space="preserve">[2025 Shift] Q#3 (MCQ): </w:t>
+      </w:r>
+      <w:r>
+        <w:rPr>
+          <w:sz w:val="18"/>
+        </w:rPr>
+        <w:t xml:space="preserve">"The function f(x)=tanx-x..."  </w:t>
+      </w:r>
+      <w:r>
+        <w:rPr>
+          <w:b/>
+          <w:color w:val="2B6CB0"/>
+          <w:sz w:val="18"/>
+        </w:rPr>
+        <w:t>[Ans: N/A]</w:t>
+      </w:r>
+    </w:p>
+    <w:p>
+      <w:pPr>
+        <w:pStyle w:val="ListBullet"/>
+        <w:spacing w:after="40"/>
+      </w:pPr>
+      <w:r>
+        <w:rPr>
+          <w:b/>
+          <w:sz w:val="18"/>
+        </w:rPr>
+        <w:t xml:space="preserve">[2024 Shift] Q#1 (MCQ): </w:t>
+      </w:r>
+      <w:r>
+        <w:rPr>
+          <w:sz w:val="18"/>
+        </w:rPr>
+        <w:t xml:space="preserve">"The value of C in (0,2) satisfying the mean value theorem for the function f(x)=x(x-1)^2,x ∈ [0,2] is equal to..."  </w:t>
+      </w:r>
+      <w:r>
+        <w:rPr>
+          <w:b/>
+          <w:color w:val="2B6CB0"/>
+          <w:sz w:val="18"/>
+        </w:rPr>
+        <w:t>[Ans: N/A]</w:t>
+      </w:r>
+    </w:p>
+    <w:p>
+      <w:pPr>
+        <w:spacing w:after="120"/>
+      </w:pPr>
+    </w:p>
+    <w:p>
+      <w:pPr>
+        <w:pStyle w:val="Heading2"/>
+      </w:pPr>
+      <w:r>
+        <w:rPr>
+          <w:color w:val="2B6CB0"/>
+          <w:sz w:val="24"/>
+        </w:rPr>
+        <w:t>3.2 Tangents, Normals &amp; Rate of Change (Very High Yield — 16 PYQs)</w:t>
+      </w:r>
+    </w:p>
+    <w:p>
+      <w:r>
+        <w:rPr>
+          <w:b/>
+          <w:sz w:val="20"/>
+        </w:rPr>
+        <w:t xml:space="preserve">Core Principle: </w:t>
+      </w:r>
+      <w:r>
+        <w:rPr>
+          <w:sz w:val="20"/>
+        </w:rPr>
+        <w:t>Equations of tangent and normal lines, angle of intersection between two curves, and time derivatives as physical rates.</w:t>
+      </w:r>
+    </w:p>
+    <w:tbl>
+      <w:tblPr>
+        <w:tblW w:type="auto" w:w="0"/>
+        <w:jc w:val="center"/>
+        <w:tblLook w:firstColumn="1" w:firstRow="1" w:lastColumn="0" w:lastRow="0" w:noHBand="0" w:noVBand="1" w:val="04A0"/>
+      </w:tblPr>
+      <w:tblGrid>
+        <w:gridCol w:w="10080"/>
+      </w:tblGrid>
+      <w:tr>
+        <w:tc>
+          <w:tcPr>
+            <w:tcW w:type="dxa" w:w="10080"/>
+            <w:shd w:fill="FFF5F5"/>
+            <w:tcMar>
+              <w:top w:w="100" w:type="dxa"/>
+              <w:bottom w:w="100" w:type="dxa"/>
+              <w:left w:w="150" w:type="dxa"/>
+              <w:right w:w="150" w:type="dxa"/>
+            </w:tcMar>
+          </w:tcPr>
+          <w:p>
+            <w:r>
+              <w:rPr>
+                <w:b/>
+                <w:color w:val="C53030"/>
+                <w:sz w:val="19"/>
+              </w:rPr>
+              <w:t xml:space="preserve">⚠️ Common Trap / JEE Pitfall: </w:t>
+            </w:r>
+            <w:r>
+              <w:rPr>
+                <w:color w:val="2D3748"/>
+                <w:sz w:val="19"/>
+              </w:rPr>
+              <w:t>Two curves cut orthogonally if and only if the product of their tangent slopes at the intersection point is -1 (m_1 m_2 = -1).</w:t>
+            </w:r>
+          </w:p>
+        </w:tc>
+      </w:tr>
+    </w:tbl>
+    <w:tbl>
+      <w:tblPr>
+        <w:tblW w:type="auto" w:w="0"/>
+        <w:jc w:val="center"/>
+        <w:tblLook w:firstColumn="1" w:firstRow="1" w:lastColumn="0" w:lastRow="0" w:noHBand="0" w:noVBand="1" w:val="04A0"/>
+      </w:tblPr>
+      <w:tblGrid>
+        <w:gridCol w:w="10080"/>
+      </w:tblGrid>
+      <w:tr>
+        <w:tc>
+          <w:tcPr>
+            <w:tcW w:type="dxa" w:w="10080"/>
+            <w:shd w:fill="F0FFF4"/>
+            <w:tcMar>
+              <w:top w:w="100" w:type="dxa"/>
+              <w:bottom w:w="100" w:type="dxa"/>
+              <w:left w:w="150" w:type="dxa"/>
+              <w:right w:w="150" w:type="dxa"/>
+            </w:tcMar>
+          </w:tcPr>
+          <w:p>
+            <w:r>
+              <w:rPr>
+                <w:b/>
+                <w:color w:val="276749"/>
+                <w:sz w:val="19"/>
+              </w:rPr>
+              <w:t xml:space="preserve">💡 Speed Hack / Trick: </w:t>
+            </w:r>
+            <w:r>
+              <w:rPr>
+                <w:color w:val="2D3748"/>
+                <w:sz w:val="19"/>
+              </w:rPr>
+              <w:t>Length of sub-tangent = \left|(y / dy/dx)\right|; length of sub-normal = |y · (dy / dx)|.</w:t>
+            </w:r>
+          </w:p>
+        </w:tc>
+      </w:tr>
+    </w:tbl>
+    <w:p>
+      <w:pPr>
+        <w:spacing w:before="120" w:after="40"/>
+      </w:pPr>
+      <w:r>
+        <w:rPr>
+          <w:b/>
+          <w:color w:val="1A365D"/>
+          <w:sz w:val="19"/>
+        </w:rPr>
+        <w:t>Source PYQs testing this concept:</w:t>
+      </w:r>
+    </w:p>
+    <w:p>
+      <w:pPr>
+        <w:pStyle w:val="ListBullet"/>
+        <w:spacing w:after="40"/>
+      </w:pPr>
+      <w:r>
+        <w:rPr>
+          <w:b/>
+          <w:sz w:val="18"/>
+        </w:rPr>
         <w:t xml:space="preserve">[2026 Shift] Q#2 (MCQ): </w:t>
       </w:r>
       <w:r>
@@ -515,13 +875,40 @@
           <w:b/>
           <w:sz w:val="18"/>
         </w:rPr>
-        <w:t xml:space="preserve">[2025 Shift] Q#3 (MCQ): </w:t>
+        <w:t xml:space="preserve">[2024 Shift] Q#2 (MCQ): </w:t>
       </w:r>
       <w:r>
         <w:rPr>
           <w:sz w:val="18"/>
         </w:rPr>
-        <w:t xml:space="preserve">"The function f(x)=tanx-x..."  </w:t>
+        <w:t xml:space="preserve">"For the function f(x)=x^3-6x^2+12x-3 ; x=2 is..."  </w:t>
+      </w:r>
+      <w:r>
+        <w:rPr>
+          <w:b/>
+          <w:color w:val="2B6CB0"/>
+          <w:sz w:val="18"/>
+        </w:rPr>
+        <w:t>[Ans: N/A]</w:t>
+      </w:r>
+    </w:p>
+    <w:p>
+      <w:pPr>
+        <w:pStyle w:val="ListBullet"/>
+        <w:spacing w:after="40"/>
+      </w:pPr>
+      <w:r>
+        <w:rPr>
+          <w:b/>
+          <w:sz w:val="18"/>
+        </w:rPr>
+        <w:t xml:space="preserve">[2024 Shift] Q#4 (MCQ): </w:t>
+      </w:r>
+      <w:r>
+        <w:rPr>
+          <w:sz w:val="18"/>
+        </w:rPr>
+        <w:t xml:space="preserve">"The length of a rectangle is five times the breadth. If the minimum perimeter of the rectangle is 180 cm , then..."  </w:t>
       </w:r>
       <w:r>
         <w:rPr>
@@ -660,6 +1047,129 @@
               <w:t>Solution Analysis:</w:t>
               <w:br/>
               <w:t>The number of shares is given by f(t)=-2t^3+3t^2+5 To find when the video gets the maximum number of shares, we differentiate f(t) with respect to t . f^'(t)=(d / dt)(-2t^3+3t^2+5) f^'(t)=-6t^2+6t For maximum or minimum value, put f^'(t)=0 -6t^2+6t=0 6t(1-t)=0 So, t=0ort=1 Now check the nature using the second derivative. f^''(t)=-12t+6 At t=1 , f^''(1)=-12(1)+6=-6 Since this is negative, f(t) has a maximum at t=1 So, the video gets the maximum number of shares after 1hour Correct option: Option A.</w:t>
+            </w:r>
+          </w:p>
+        </w:tc>
+      </w:tr>
+    </w:tbl>
+    <w:p>
+      <w:pPr>
+        <w:spacing w:after="120"/>
+      </w:pPr>
+    </w:p>
+    <w:p>
+      <w:pPr>
+        <w:spacing w:before="160" w:after="40"/>
+      </w:pPr>
+      <w:r>
+        <w:rPr>
+          <w:b/>
+          <w:color w:val="1A365D"/>
+          <w:sz w:val="22"/>
+        </w:rPr>
+        <w:t>Benchmark Problem 2: KCET 2026 (Q#2)</w:t>
+      </w:r>
+    </w:p>
+    <w:p>
+      <w:pPr>
+        <w:spacing w:after="80"/>
+      </w:pPr>
+      <w:r>
+        <w:rPr>
+          <w:sz w:val="20"/>
+        </w:rPr>
+        <w:t>In a Mahakumbh, a drone camera is moving along 3y=x^3-3 . When y -coordinate changes 9 times as fast as x -coordinate, it captures good quality pictures. Then one of the precise positions of the drone at that instant is</w:t>
+      </w:r>
+    </w:p>
+    <w:p>
+      <w:pPr>
+        <w:pStyle w:val="ListBullet"/>
+        <w:spacing w:after="20"/>
+      </w:pPr>
+      <w:r>
+        <w:rPr>
+          <w:sz w:val="19"/>
+        </w:rPr>
+        <w:t>(A) (-3,-8)</w:t>
+      </w:r>
+    </w:p>
+    <w:p>
+      <w:pPr>
+        <w:pStyle w:val="ListBullet"/>
+        <w:spacing w:after="20"/>
+      </w:pPr>
+      <w:r>
+        <w:rPr>
+          <w:sz w:val="19"/>
+        </w:rPr>
+        <w:t>(B) (3,-8)</w:t>
+      </w:r>
+    </w:p>
+    <w:p>
+      <w:pPr>
+        <w:pStyle w:val="ListBullet"/>
+        <w:spacing w:after="20"/>
+      </w:pPr>
+      <w:r>
+        <w:rPr>
+          <w:b/>
+          <w:color w:val="276749"/>
+          <w:sz w:val="19"/>
+        </w:rPr>
+        <w:t>(C) (3,8)</w:t>
+      </w:r>
+    </w:p>
+    <w:p>
+      <w:pPr>
+        <w:pStyle w:val="ListBullet"/>
+        <w:spacing w:after="20"/>
+      </w:pPr>
+      <w:r>
+        <w:rPr>
+          <w:sz w:val="19"/>
+        </w:rPr>
+        <w:t>(D) (-3,8)</w:t>
+      </w:r>
+    </w:p>
+    <w:tbl>
+      <w:tblPr>
+        <w:tblW w:type="auto" w:w="0"/>
+        <w:jc w:val="center"/>
+        <w:tblLook w:firstColumn="1" w:firstRow="1" w:lastColumn="0" w:lastRow="0" w:noHBand="0" w:noVBand="1" w:val="04A0"/>
+      </w:tblPr>
+      <w:tblGrid>
+        <w:gridCol w:w="10080"/>
+      </w:tblGrid>
+      <w:tr>
+        <w:tc>
+          <w:tcPr>
+            <w:tcW w:type="dxa" w:w="10080"/>
+            <w:shd w:fill="F7FAFC"/>
+            <w:tcMar>
+              <w:top w:w="100" w:type="dxa"/>
+              <w:bottom w:w="100" w:type="dxa"/>
+              <w:left w:w="150" w:type="dxa"/>
+              <w:right w:w="150" w:type="dxa"/>
+            </w:tcMar>
+          </w:tcPr>
+          <w:p>
+            <w:r>
+              <w:rPr>
+                <w:b/>
+                <w:color w:val="1A365D"/>
+                <w:sz w:val="19"/>
+              </w:rPr>
+              <w:t>Correct Answer: C</w:t>
+              <w:br/>
+            </w:r>
+            <w:r>
+              <w:rPr>
+                <w:color w:val="2D3748"/>
+                <w:sz w:val="18"/>
+              </w:rPr>
+              <w:t>Solution Analysis:</w:t>
+              <w:br/>
+              <w:t>The path of the drone is given by 3y=x^3-3 The statement says that the y -coordinate changes 9 times as fast as the x -coordinate. This means (dy / dx)=9 Now differentiate the given equation with respect to x : 3y=x^3-3 3(dy / dx)=3x^2 So, (dy / dx)=x^2 At the required instant, x^2=9 x= ± 3 Now check the points on the curve. For x=3 : 3y=3^3-3 3y=27-3=24 y=8 So one position is (3,8) Hence the correct option is Option C(3,8)</w:t>
             </w:r>
           </w:p>
         </w:tc>

--- a/data/exports/kcet-application-of-derivatives_revision_notes.docx
+++ b/data/exports/kcet-application-of-derivatives_revision_notes.docx
@@ -13,7 +13,7 @@
           <w:color w:val="1A365D"/>
           <w:sz w:val="44"/>
         </w:rPr>
-        <w:t>JEE MAIN REVISION MASTER: APPLICATION OF DERIVATIVES 2026 2 QUESTIONS 3.33% WEIGHTAGE ↑99.4%</w:t>
+        <w:t>JEE MAIN REVISION MASTER: APPLICATION OF DERIVATIVES</w:t>
       </w:r>
     </w:p>
     <w:p>
@@ -189,7 +189,7 @@
                 <w:color w:val="2D3748"/>
                 <w:sz w:val="19"/>
               </w:rPr>
-              <w:t>Monotonicity, Maxima &amp; Minima</w:t>
+              <w:t>Tangents, Normals &amp; Rate of Change</w:t>
             </w:r>
           </w:p>
         </w:tc>
@@ -209,7 +209,7 @@
               <w:rPr>
                 <w:sz w:val="19"/>
               </w:rPr>
-              <w:t>17 PYQs</w:t>
+              <w:t>18 PYQs</w:t>
             </w:r>
           </w:p>
         </w:tc>
@@ -230,7 +230,7 @@
                 <w:color w:val="718096"/>
                 <w:sz w:val="19"/>
               </w:rPr>
-              <w:t>Optimization</w:t>
+              <w:t>Tangents &amp; Rates</w:t>
             </w:r>
           </w:p>
         </w:tc>
@@ -276,7 +276,7 @@
                 <w:color w:val="2D3748"/>
                 <w:sz w:val="19"/>
               </w:rPr>
-              <w:t>Tangents, Normals &amp; Rate of Change</w:t>
+              <w:t>Monotonicity, Maxima &amp; Minima</w:t>
             </w:r>
           </w:p>
         </w:tc>
@@ -296,7 +296,7 @@
               <w:rPr>
                 <w:sz w:val="19"/>
               </w:rPr>
-              <w:t>16 PYQs</w:t>
+              <w:t>15 PYQs</w:t>
             </w:r>
           </w:p>
         </w:tc>
@@ -317,7 +317,7 @@
                 <w:color w:val="718096"/>
                 <w:sz w:val="19"/>
               </w:rPr>
-              <w:t>Tangents &amp; Rates</w:t>
+              <w:t>Optimization</w:t>
             </w:r>
           </w:p>
         </w:tc>
@@ -417,7 +417,7 @@
                 <w:color w:val="1A365D"/>
                 <w:sz w:val="19"/>
               </w:rPr>
-              <w:t>Monotonicity, Maxima &amp; Minima</w:t>
+              <w:t>Tangents, Normals &amp; Rate of Change</w:t>
             </w:r>
           </w:p>
         </w:tc>
@@ -439,7 +439,7 @@
                 <w:color w:val="2D3748"/>
                 <w:sz w:val="19"/>
               </w:rPr>
-              <w:t>f'(x) &gt; 0 \implies \text{Strictly Increasing}, \quad f'(c) = 0 \text{ &amp; } f''(c) &lt; 0 \implies \text{Local Max}, \quad f''(c) &gt; 0 \implies \text{Local Min}</w:t>
+              <w:t>m = \left(\frac{dy}{dx}\right)_{(x_1, y_1)}, \quad \text{Tangent: } y - y_1 = m(x - x_1), \quad \text{Normal: } y - y_1 = -\frac{1}{m}(x - x_1)</w:t>
             </w:r>
           </w:p>
         </w:tc>
@@ -463,7 +463,7 @@
                 <w:color w:val="1A365D"/>
                 <w:sz w:val="19"/>
               </w:rPr>
-              <w:t>Tangents, Normals &amp; Rate of Change</w:t>
+              <w:t>Monotonicity, Maxima &amp; Minima</w:t>
             </w:r>
           </w:p>
         </w:tc>
@@ -485,7 +485,7 @@
                 <w:color w:val="2D3748"/>
                 <w:sz w:val="19"/>
               </w:rPr>
-              <w:t>m = \left(\frac{dy}{dx}\right)_{(x_1, y_1)}, \quad \text{Tangent: } y - y_1 = m(x - x_1), \quad \text{Normal: } y - y_1 = -\frac{1}{m}(x - x_1)</w:t>
+              <w:t>f'(x) &gt; 0 \implies \text{Strictly Increasing}, \quad f'(c) = 0 \text{ &amp; } f''(c) &lt; 0 \implies \text{Local Max}, \quad f''(c) &gt; 0 \implies \text{Local Min}</w:t>
             </w:r>
           </w:p>
         </w:tc>
@@ -517,7 +517,215 @@
           <w:color w:val="2B6CB0"/>
           <w:sz w:val="24"/>
         </w:rPr>
-        <w:t>3.1 Monotonicity, Maxima &amp; Minima (Very High Yield — 17 PYQs)</w:t>
+        <w:t>3.1 Tangents, Normals &amp; Rate of Change (Very High Yield — 18 PYQs)</w:t>
+      </w:r>
+    </w:p>
+    <w:p>
+      <w:r>
+        <w:rPr>
+          <w:b/>
+          <w:sz w:val="20"/>
+        </w:rPr>
+        <w:t xml:space="preserve">Core Principle: </w:t>
+      </w:r>
+      <w:r>
+        <w:rPr>
+          <w:sz w:val="20"/>
+        </w:rPr>
+        <w:t>Equations of tangent and normal lines, angle of intersection between two curves, and time derivatives as physical rates.</w:t>
+      </w:r>
+    </w:p>
+    <w:tbl>
+      <w:tblPr>
+        <w:tblW w:type="auto" w:w="0"/>
+        <w:jc w:val="center"/>
+        <w:tblLook w:firstColumn="1" w:firstRow="1" w:lastColumn="0" w:lastRow="0" w:noHBand="0" w:noVBand="1" w:val="04A0"/>
+      </w:tblPr>
+      <w:tblGrid>
+        <w:gridCol w:w="10080"/>
+      </w:tblGrid>
+      <w:tr>
+        <w:tc>
+          <w:tcPr>
+            <w:tcW w:type="dxa" w:w="10080"/>
+            <w:shd w:fill="FFF5F5"/>
+            <w:tcMar>
+              <w:top w:w="100" w:type="dxa"/>
+              <w:bottom w:w="100" w:type="dxa"/>
+              <w:left w:w="150" w:type="dxa"/>
+              <w:right w:w="150" w:type="dxa"/>
+            </w:tcMar>
+          </w:tcPr>
+          <w:p>
+            <w:r>
+              <w:rPr>
+                <w:b/>
+                <w:color w:val="C53030"/>
+                <w:sz w:val="19"/>
+              </w:rPr>
+              <w:t xml:space="preserve">⚠️ Common Trap / JEE Pitfall: </w:t>
+            </w:r>
+            <w:r>
+              <w:rPr>
+                <w:color w:val="2D3748"/>
+                <w:sz w:val="19"/>
+              </w:rPr>
+              <w:t>Two curves cut orthogonally if and only if the product of their tangent slopes at the intersection point is -1 (m_1 m_2 = -1).</w:t>
+            </w:r>
+          </w:p>
+        </w:tc>
+      </w:tr>
+    </w:tbl>
+    <w:tbl>
+      <w:tblPr>
+        <w:tblW w:type="auto" w:w="0"/>
+        <w:jc w:val="center"/>
+        <w:tblLook w:firstColumn="1" w:firstRow="1" w:lastColumn="0" w:lastRow="0" w:noHBand="0" w:noVBand="1" w:val="04A0"/>
+      </w:tblPr>
+      <w:tblGrid>
+        <w:gridCol w:w="10080"/>
+      </w:tblGrid>
+      <w:tr>
+        <w:tc>
+          <w:tcPr>
+            <w:tcW w:type="dxa" w:w="10080"/>
+            <w:shd w:fill="F0FFF4"/>
+            <w:tcMar>
+              <w:top w:w="100" w:type="dxa"/>
+              <w:bottom w:w="100" w:type="dxa"/>
+              <w:left w:w="150" w:type="dxa"/>
+              <w:right w:w="150" w:type="dxa"/>
+            </w:tcMar>
+          </w:tcPr>
+          <w:p>
+            <w:r>
+              <w:rPr>
+                <w:b/>
+                <w:color w:val="276749"/>
+                <w:sz w:val="19"/>
+              </w:rPr>
+              <w:t xml:space="preserve">💡 Speed Hack / Trick: </w:t>
+            </w:r>
+            <w:r>
+              <w:rPr>
+                <w:color w:val="2D3748"/>
+                <w:sz w:val="19"/>
+              </w:rPr>
+              <w:t>Length of sub-tangent = \left|(y / dy/dx)\right|; length of sub-normal = |y · (dy / dx)|.</w:t>
+            </w:r>
+          </w:p>
+        </w:tc>
+      </w:tr>
+    </w:tbl>
+    <w:p>
+      <w:pPr>
+        <w:spacing w:before="120" w:after="40"/>
+      </w:pPr>
+      <w:r>
+        <w:rPr>
+          <w:b/>
+          <w:color w:val="1A365D"/>
+          <w:sz w:val="19"/>
+        </w:rPr>
+        <w:t>Source PYQs testing this concept:</w:t>
+      </w:r>
+    </w:p>
+    <w:p>
+      <w:pPr>
+        <w:pStyle w:val="ListBullet"/>
+        <w:spacing w:after="40"/>
+      </w:pPr>
+      <w:r>
+        <w:rPr>
+          <w:b/>
+          <w:sz w:val="18"/>
+        </w:rPr>
+        <w:t xml:space="preserve">[2024 Shift] Q#1 (MCQ): </w:t>
+      </w:r>
+      <w:r>
+        <w:rPr>
+          <w:sz w:val="18"/>
+        </w:rPr>
+        <w:t xml:space="preserve">"If f(x)=xe^x(1-x) , then f(x) is..."  </w:t>
+      </w:r>
+      <w:r>
+        <w:rPr>
+          <w:b/>
+          <w:color w:val="2B6CB0"/>
+          <w:sz w:val="18"/>
+        </w:rPr>
+        <w:t>[Ans: N/A]</w:t>
+      </w:r>
+    </w:p>
+    <w:p>
+      <w:pPr>
+        <w:pStyle w:val="ListBullet"/>
+        <w:spacing w:after="40"/>
+      </w:pPr>
+      <w:r>
+        <w:rPr>
+          <w:b/>
+          <w:sz w:val="18"/>
+        </w:rPr>
+        <w:t xml:space="preserve">[2024 Shift] Q#4 (MCQ): </w:t>
+      </w:r>
+      <w:r>
+        <w:rPr>
+          <w:sz w:val="18"/>
+        </w:rPr>
+        <w:t xml:space="preserve">"The length of a rectangle is five times the breadth. If the minimum perimeter of the rectangle is 180 cm , then..."  </w:t>
+      </w:r>
+      <w:r>
+        <w:rPr>
+          <w:b/>
+          <w:color w:val="2B6CB0"/>
+          <w:sz w:val="18"/>
+        </w:rPr>
+        <w:t>[Ans: N/A]</w:t>
+      </w:r>
+    </w:p>
+    <w:p>
+      <w:pPr>
+        <w:pStyle w:val="ListBullet"/>
+        <w:spacing w:after="40"/>
+      </w:pPr>
+      <w:r>
+        <w:rPr>
+          <w:b/>
+          <w:sz w:val="18"/>
+        </w:rPr>
+        <w:t xml:space="preserve">[2024 Shift] Q#4 (MCQ): </w:t>
+      </w:r>
+      <w:r>
+        <w:rPr>
+          <w:sz w:val="18"/>
+        </w:rPr>
+        <w:t xml:space="preserve">"The maximum volume of the right circular cone with slant height 6 units is..."  </w:t>
+      </w:r>
+      <w:r>
+        <w:rPr>
+          <w:b/>
+          <w:color w:val="2B6CB0"/>
+          <w:sz w:val="18"/>
+        </w:rPr>
+        <w:t>[Ans: N/A]</w:t>
+      </w:r>
+    </w:p>
+    <w:p>
+      <w:pPr>
+        <w:spacing w:after="120"/>
+      </w:pPr>
+    </w:p>
+    <w:p>
+      <w:pPr>
+        <w:pStyle w:val="Heading2"/>
+      </w:pPr>
+      <w:r>
+        <w:rPr>
+          <w:color w:val="2B6CB0"/>
+          <w:sz w:val="24"/>
+        </w:rPr>
+        <w:t>3.2 Monotonicity, Maxima &amp; Minima (Very High Yield — 15 PYQs)</w:t>
       </w:r>
     </w:p>
     <w:p>
@@ -667,187 +875,6 @@
           <w:b/>
           <w:sz w:val="18"/>
         </w:rPr>
-        <w:t xml:space="preserve">[2025 Shift] Q#3 (MCQ): </w:t>
-      </w:r>
-      <w:r>
-        <w:rPr>
-          <w:sz w:val="18"/>
-        </w:rPr>
-        <w:t xml:space="preserve">"The function f(x)=tanx-x..."  </w:t>
-      </w:r>
-      <w:r>
-        <w:rPr>
-          <w:b/>
-          <w:color w:val="2B6CB0"/>
-          <w:sz w:val="18"/>
-        </w:rPr>
-        <w:t>[Ans: N/A]</w:t>
-      </w:r>
-    </w:p>
-    <w:p>
-      <w:pPr>
-        <w:pStyle w:val="ListBullet"/>
-        <w:spacing w:after="40"/>
-      </w:pPr>
-      <w:r>
-        <w:rPr>
-          <w:b/>
-          <w:sz w:val="18"/>
-        </w:rPr>
-        <w:t xml:space="preserve">[2024 Shift] Q#1 (MCQ): </w:t>
-      </w:r>
-      <w:r>
-        <w:rPr>
-          <w:sz w:val="18"/>
-        </w:rPr>
-        <w:t xml:space="preserve">"The value of C in (0,2) satisfying the mean value theorem for the function f(x)=x(x-1)^2,x ∈ [0,2] is equal to..."  </w:t>
-      </w:r>
-      <w:r>
-        <w:rPr>
-          <w:b/>
-          <w:color w:val="2B6CB0"/>
-          <w:sz w:val="18"/>
-        </w:rPr>
-        <w:t>[Ans: N/A]</w:t>
-      </w:r>
-    </w:p>
-    <w:p>
-      <w:pPr>
-        <w:spacing w:after="120"/>
-      </w:pPr>
-    </w:p>
-    <w:p>
-      <w:pPr>
-        <w:pStyle w:val="Heading2"/>
-      </w:pPr>
-      <w:r>
-        <w:rPr>
-          <w:color w:val="2B6CB0"/>
-          <w:sz w:val="24"/>
-        </w:rPr>
-        <w:t>3.2 Tangents, Normals &amp; Rate of Change (Very High Yield — 16 PYQs)</w:t>
-      </w:r>
-    </w:p>
-    <w:p>
-      <w:r>
-        <w:rPr>
-          <w:b/>
-          <w:sz w:val="20"/>
-        </w:rPr>
-        <w:t xml:space="preserve">Core Principle: </w:t>
-      </w:r>
-      <w:r>
-        <w:rPr>
-          <w:sz w:val="20"/>
-        </w:rPr>
-        <w:t>Equations of tangent and normal lines, angle of intersection between two curves, and time derivatives as physical rates.</w:t>
-      </w:r>
-    </w:p>
-    <w:tbl>
-      <w:tblPr>
-        <w:tblW w:type="auto" w:w="0"/>
-        <w:jc w:val="center"/>
-        <w:tblLook w:firstColumn="1" w:firstRow="1" w:lastColumn="0" w:lastRow="0" w:noHBand="0" w:noVBand="1" w:val="04A0"/>
-      </w:tblPr>
-      <w:tblGrid>
-        <w:gridCol w:w="10080"/>
-      </w:tblGrid>
-      <w:tr>
-        <w:tc>
-          <w:tcPr>
-            <w:tcW w:type="dxa" w:w="10080"/>
-            <w:shd w:fill="FFF5F5"/>
-            <w:tcMar>
-              <w:top w:w="100" w:type="dxa"/>
-              <w:bottom w:w="100" w:type="dxa"/>
-              <w:left w:w="150" w:type="dxa"/>
-              <w:right w:w="150" w:type="dxa"/>
-            </w:tcMar>
-          </w:tcPr>
-          <w:p>
-            <w:r>
-              <w:rPr>
-                <w:b/>
-                <w:color w:val="C53030"/>
-                <w:sz w:val="19"/>
-              </w:rPr>
-              <w:t xml:space="preserve">⚠️ Common Trap / JEE Pitfall: </w:t>
-            </w:r>
-            <w:r>
-              <w:rPr>
-                <w:color w:val="2D3748"/>
-                <w:sz w:val="19"/>
-              </w:rPr>
-              <w:t>Two curves cut orthogonally if and only if the product of their tangent slopes at the intersection point is -1 (m_1 m_2 = -1).</w:t>
-            </w:r>
-          </w:p>
-        </w:tc>
-      </w:tr>
-    </w:tbl>
-    <w:tbl>
-      <w:tblPr>
-        <w:tblW w:type="auto" w:w="0"/>
-        <w:jc w:val="center"/>
-        <w:tblLook w:firstColumn="1" w:firstRow="1" w:lastColumn="0" w:lastRow="0" w:noHBand="0" w:noVBand="1" w:val="04A0"/>
-      </w:tblPr>
-      <w:tblGrid>
-        <w:gridCol w:w="10080"/>
-      </w:tblGrid>
-      <w:tr>
-        <w:tc>
-          <w:tcPr>
-            <w:tcW w:type="dxa" w:w="10080"/>
-            <w:shd w:fill="F0FFF4"/>
-            <w:tcMar>
-              <w:top w:w="100" w:type="dxa"/>
-              <w:bottom w:w="100" w:type="dxa"/>
-              <w:left w:w="150" w:type="dxa"/>
-              <w:right w:w="150" w:type="dxa"/>
-            </w:tcMar>
-          </w:tcPr>
-          <w:p>
-            <w:r>
-              <w:rPr>
-                <w:b/>
-                <w:color w:val="276749"/>
-                <w:sz w:val="19"/>
-              </w:rPr>
-              <w:t xml:space="preserve">💡 Speed Hack / Trick: </w:t>
-            </w:r>
-            <w:r>
-              <w:rPr>
-                <w:color w:val="2D3748"/>
-                <w:sz w:val="19"/>
-              </w:rPr>
-              <w:t>Length of sub-tangent = \left|(y / dy/dx)\right|; length of sub-normal = |y · (dy / dx)|.</w:t>
-            </w:r>
-          </w:p>
-        </w:tc>
-      </w:tr>
-    </w:tbl>
-    <w:p>
-      <w:pPr>
-        <w:spacing w:before="120" w:after="40"/>
-      </w:pPr>
-      <w:r>
-        <w:rPr>
-          <w:b/>
-          <w:color w:val="1A365D"/>
-          <w:sz w:val="19"/>
-        </w:rPr>
-        <w:t>Source PYQs testing this concept:</w:t>
-      </w:r>
-    </w:p>
-    <w:p>
-      <w:pPr>
-        <w:pStyle w:val="ListBullet"/>
-        <w:spacing w:after="40"/>
-      </w:pPr>
-      <w:r>
-        <w:rPr>
-          <w:b/>
-          <w:sz w:val="18"/>
-        </w:rPr>
         <w:t xml:space="preserve">[2026 Shift] Q#2 (MCQ): </w:t>
       </w:r>
       <w:r>
@@ -875,40 +902,13 @@
           <w:b/>
           <w:sz w:val="18"/>
         </w:rPr>
-        <w:t xml:space="preserve">[2024 Shift] Q#2 (MCQ): </w:t>
+        <w:t xml:space="preserve">[2025 Shift] Q#3 (MCQ): </w:t>
       </w:r>
       <w:r>
         <w:rPr>
           <w:sz w:val="18"/>
         </w:rPr>
-        <w:t xml:space="preserve">"For the function f(x)=x^3-6x^2+12x-3 ; x=2 is..."  </w:t>
-      </w:r>
-      <w:r>
-        <w:rPr>
-          <w:b/>
-          <w:color w:val="2B6CB0"/>
-          <w:sz w:val="18"/>
-        </w:rPr>
-        <w:t>[Ans: N/A]</w:t>
-      </w:r>
-    </w:p>
-    <w:p>
-      <w:pPr>
-        <w:pStyle w:val="ListBullet"/>
-        <w:spacing w:after="40"/>
-      </w:pPr>
-      <w:r>
-        <w:rPr>
-          <w:b/>
-          <w:sz w:val="18"/>
-        </w:rPr>
-        <w:t xml:space="preserve">[2024 Shift] Q#4 (MCQ): </w:t>
-      </w:r>
-      <w:r>
-        <w:rPr>
-          <w:sz w:val="18"/>
-        </w:rPr>
-        <w:t xml:space="preserve">"The length of a rectangle is five times the breadth. If the minimum perimeter of the rectangle is 180 cm , then..."  </w:t>
+        <w:t xml:space="preserve">"The function f(x)=tanx-x..."  </w:t>
       </w:r>
       <w:r>
         <w:rPr>
@@ -1067,7 +1067,7 @@
           <w:color w:val="1A365D"/>
           <w:sz w:val="22"/>
         </w:rPr>
-        <w:t>Benchmark Problem 2: KCET 2026 (Q#2)</w:t>
+        <w:t>Benchmark Problem 2: KCET 2024 (Q#1)</w:t>
       </w:r>
     </w:p>
     <w:p>
@@ -1078,7 +1078,7 @@
         <w:rPr>
           <w:sz w:val="20"/>
         </w:rPr>
-        <w:t>In a Mahakumbh, a drone camera is moving along 3y=x^3-3 . When y -coordinate changes 9 times as fast as x -coordinate, it captures good quality pictures. Then one of the precise positions of the drone at that instant is</w:t>
+        <w:t>If f(x)=xe^x(1-x) , then f(x) is</w:t>
       </w:r>
     </w:p>
     <w:p>
@@ -1090,7 +1090,7 @@
         <w:rPr>
           <w:sz w:val="19"/>
         </w:rPr>
-        <w:t>(A) (-3,-8)</w:t>
+        <w:t>(A) increasing in R</w:t>
       </w:r>
     </w:p>
     <w:p>
@@ -1102,21 +1102,7 @@
         <w:rPr>
           <w:sz w:val="19"/>
         </w:rPr>
-        <w:t>(B) (3,-8)</w:t>
-      </w:r>
-    </w:p>
-    <w:p>
-      <w:pPr>
-        <w:pStyle w:val="ListBullet"/>
-        <w:spacing w:after="20"/>
-      </w:pPr>
-      <w:r>
-        <w:rPr>
-          <w:b/>
-          <w:color w:val="276749"/>
-          <w:sz w:val="19"/>
-        </w:rPr>
-        <w:t>(C) (3,8)</w:t>
+        <w:t>(B) decreasing in R</w:t>
       </w:r>
     </w:p>
     <w:p>
@@ -1128,7 +1114,19 @@
         <w:rPr>
           <w:sz w:val="19"/>
         </w:rPr>
-        <w:t>(D) (-3,8)</w:t>
+        <w:t>(C) decreasing in [-(1 / 2),1]</w:t>
+      </w:r>
+    </w:p>
+    <w:p>
+      <w:pPr>
+        <w:pStyle w:val="ListBullet"/>
+        <w:spacing w:after="20"/>
+      </w:pPr>
+      <w:r>
+        <w:rPr>
+          <w:sz w:val="19"/>
+        </w:rPr>
+        <w:t>(D) increasing in [-(1 / 2),1]</w:t>
       </w:r>
     </w:p>
     <w:tbl>
@@ -1159,7 +1157,7 @@
                 <w:color w:val="1A365D"/>
                 <w:sz w:val="19"/>
               </w:rPr>
-              <w:t>Correct Answer: C</w:t>
+              <w:t>Correct Answer: None</w:t>
               <w:br/>
             </w:r>
             <w:r>
@@ -1169,7 +1167,7 @@
               </w:rPr>
               <w:t>Solution Analysis:</w:t>
               <w:br/>
-              <w:t>The path of the drone is given by 3y=x^3-3 The statement says that the y -coordinate changes 9 times as fast as the x -coordinate. This means (dy / dx)=9 Now differentiate the given equation with respect to x : 3y=x^3-3 3(dy / dx)=3x^2 So, (dy / dx)=x^2 At the required instant, x^2=9 x= ± 3 Now check the points on the curve. For x=3 : 3y=3^3-3 3y=27-3=24 y=8 So one position is (3,8) Hence the correct option is Option C(3,8)</w:t>
+              <w:t>Given, f(x) =xe^x(1-x) f^'(x) =e^x(1-x)+xe^x(1-x)(1-2x) =e^x(1-x)(1+x(1-2x)) =-e^x(1-x)(2x^2-x-1) =-e^x(1-x)(2x^2-2x+x-1) =-e^x(1-x)(x-1)(2x+1) So, f(x) is increasing when f^'(x) ≥ 0 and decreasing when f^'(x) ≤ 0 . Hence, f is increasing in [(-1 / 2),1] .</w:t>
             </w:r>
           </w:p>
         </w:tc>

--- a/data/exports/kcet-application-of-derivatives_revision_notes.docx
+++ b/data/exports/kcet-application-of-derivatives_revision_notes.docx
@@ -189,7 +189,7 @@
                 <w:color w:val="2D3748"/>
                 <w:sz w:val="19"/>
               </w:rPr>
-              <w:t>Tangents, Normals &amp; Rate of Change</w:t>
+              <w:t>Increasing/Decreasing Functions &amp; Maxima / Minima</w:t>
             </w:r>
           </w:p>
         </w:tc>
@@ -209,7 +209,7 @@
               <w:rPr>
                 <w:sz w:val="19"/>
               </w:rPr>
-              <w:t>18 PYQs</w:t>
+              <w:t>21 PYQs</w:t>
             </w:r>
           </w:p>
         </w:tc>
@@ -230,7 +230,7 @@
                 <w:color w:val="718096"/>
                 <w:sz w:val="19"/>
               </w:rPr>
-              <w:t>Tangents &amp; Rates</w:t>
+              <w:t>Optimization</w:t>
             </w:r>
           </w:p>
         </w:tc>
@@ -251,10 +251,10 @@
             <w:r>
               <w:rPr>
                 <w:b/>
-                <w:color w:val="C53030"/>
+                <w:color w:val="2B6CB0"/>
                 <w:sz w:val="19"/>
               </w:rPr>
-              <w:t>Very High</w:t>
+              <w:t>High</w:t>
             </w:r>
           </w:p>
         </w:tc>
@@ -276,7 +276,7 @@
                 <w:color w:val="2D3748"/>
                 <w:sz w:val="19"/>
               </w:rPr>
-              <w:t>Monotonicity, Maxima &amp; Minima</w:t>
+              <w:t>Rate of Change, Tangents &amp; Normals</w:t>
             </w:r>
           </w:p>
         </w:tc>
@@ -296,7 +296,7 @@
               <w:rPr>
                 <w:sz w:val="19"/>
               </w:rPr>
-              <w:t>15 PYQs</w:t>
+              <w:t>12 PYQs</w:t>
             </w:r>
           </w:p>
         </w:tc>
@@ -317,7 +317,7 @@
                 <w:color w:val="718096"/>
                 <w:sz w:val="19"/>
               </w:rPr>
-              <w:t>Optimization</w:t>
+              <w:t>Derivatives Applications</w:t>
             </w:r>
           </w:p>
         </w:tc>
@@ -417,7 +417,7 @@
                 <w:color w:val="1A365D"/>
                 <w:sz w:val="19"/>
               </w:rPr>
-              <w:t>Tangents, Normals &amp; Rate of Change</w:t>
+              <w:t>Increasing/Decreasing Functions &amp; Maxima / Minima</w:t>
             </w:r>
           </w:p>
         </w:tc>
@@ -439,7 +439,7 @@
                 <w:color w:val="2D3748"/>
                 <w:sz w:val="19"/>
               </w:rPr>
-              <w:t>m = \left(\frac{dy}{dx}\right)_{(x_1, y_1)}, \quad \text{Tangent: } y - y_1 = m(x - x_1), \quad \text{Normal: } y - y_1 = -\frac{1}{m}(x - x_1)</w:t>
+              <w:t>\text{Increasing: } f'(x) \ge 0, \quad \text{Decreasing: } f'(x) \le 0, \quad \text{Maxima: } f'(c)=0 \land f''(c)&lt;0</w:t>
             </w:r>
           </w:p>
         </w:tc>
@@ -463,7 +463,7 @@
                 <w:color w:val="1A365D"/>
                 <w:sz w:val="19"/>
               </w:rPr>
-              <w:t>Monotonicity, Maxima &amp; Minima</w:t>
+              <w:t>Rate of Change, Tangents &amp; Normals</w:t>
             </w:r>
           </w:p>
         </w:tc>
@@ -485,7 +485,7 @@
                 <w:color w:val="2D3748"/>
                 <w:sz w:val="19"/>
               </w:rPr>
-              <w:t>f'(x) &gt; 0 \implies \text{Strictly Increasing}, \quad f'(c) = 0 \text{ &amp; } f''(c) &lt; 0 \implies \text{Local Max}, \quad f''(c) &gt; 0 \implies \text{Local Min}</w:t>
+              <w:t>\text{Slope of Tangent: } m = \frac{dy}{dx}, \quad \text{Slope of Normal: } m_n = -\frac{1}{dy/dx}, \quad m_1 m_2 = -1</w:t>
             </w:r>
           </w:p>
         </w:tc>
@@ -517,7 +517,7 @@
           <w:color w:val="2B6CB0"/>
           <w:sz w:val="24"/>
         </w:rPr>
-        <w:t>3.1 Tangents, Normals &amp; Rate of Change (Very High Yield — 18 PYQs)</w:t>
+        <w:t>3.1 Increasing/Decreasing Functions &amp; Maxima / Minima (Very High Yield — 21 PYQs)</w:t>
       </w:r>
     </w:p>
     <w:p>
@@ -532,7 +532,7 @@
         <w:rPr>
           <w:sz w:val="20"/>
         </w:rPr>
-        <w:t>Equations of tangent and normal lines, angle of intersection between two curves, and time derivatives as physical rates.</w:t>
+        <w:t>Monotonicity: f(x) is strictly increasing in (a, b) if f'(x) &gt; 0; strictly decreasing if f'(x) &lt; 0. Maxima/Minima: Critical points where f'(x) = 0. Second derivative test: If f'(c) = 0 and f''(c) &lt; 0, then x=c is a point of local maximum; if f''(c) &gt; 0, it is a local minimum. If f''(c) = 0, test fails \implies use first derivative test.</w:t>
       </w:r>
     </w:p>
     <w:tbl>
@@ -570,7 +570,7 @@
                 <w:color w:val="2D3748"/>
                 <w:sz w:val="19"/>
               </w:rPr>
-              <w:t>Two curves cut orthogonally if and only if the product of their tangent slopes at the intersection point is -1 (m_1 m_2 = -1).</w:t>
+              <w:t>Absolute maximum and minimum of a continuous function on a closed interval [a, b] can occur at CRITICAL POINTS or at the ENDPOINTS a and b!</w:t>
             </w:r>
           </w:p>
         </w:tc>
@@ -611,215 +611,7 @@
                 <w:color w:val="2D3748"/>
                 <w:sz w:val="19"/>
               </w:rPr>
-              <w:t>Length of sub-tangent = \left|(y / dy/dx)\right|; length of sub-normal = |y · (dy / dx)|.</w:t>
-            </w:r>
-          </w:p>
-        </w:tc>
-      </w:tr>
-    </w:tbl>
-    <w:p>
-      <w:pPr>
-        <w:spacing w:before="120" w:after="40"/>
-      </w:pPr>
-      <w:r>
-        <w:rPr>
-          <w:b/>
-          <w:color w:val="1A365D"/>
-          <w:sz w:val="19"/>
-        </w:rPr>
-        <w:t>Source PYQs testing this concept:</w:t>
-      </w:r>
-    </w:p>
-    <w:p>
-      <w:pPr>
-        <w:pStyle w:val="ListBullet"/>
-        <w:spacing w:after="40"/>
-      </w:pPr>
-      <w:r>
-        <w:rPr>
-          <w:b/>
-          <w:sz w:val="18"/>
-        </w:rPr>
-        <w:t xml:space="preserve">[2024 Shift] Q#1 (MCQ): </w:t>
-      </w:r>
-      <w:r>
-        <w:rPr>
-          <w:sz w:val="18"/>
-        </w:rPr>
-        <w:t xml:space="preserve">"If f(x)=xe^x(1-x) , then f(x) is..."  </w:t>
-      </w:r>
-      <w:r>
-        <w:rPr>
-          <w:b/>
-          <w:color w:val="2B6CB0"/>
-          <w:sz w:val="18"/>
-        </w:rPr>
-        <w:t>[Ans: N/A]</w:t>
-      </w:r>
-    </w:p>
-    <w:p>
-      <w:pPr>
-        <w:pStyle w:val="ListBullet"/>
-        <w:spacing w:after="40"/>
-      </w:pPr>
-      <w:r>
-        <w:rPr>
-          <w:b/>
-          <w:sz w:val="18"/>
-        </w:rPr>
-        <w:t xml:space="preserve">[2024 Shift] Q#4 (MCQ): </w:t>
-      </w:r>
-      <w:r>
-        <w:rPr>
-          <w:sz w:val="18"/>
-        </w:rPr>
-        <w:t xml:space="preserve">"The length of a rectangle is five times the breadth. If the minimum perimeter of the rectangle is 180 cm , then..."  </w:t>
-      </w:r>
-      <w:r>
-        <w:rPr>
-          <w:b/>
-          <w:color w:val="2B6CB0"/>
-          <w:sz w:val="18"/>
-        </w:rPr>
-        <w:t>[Ans: N/A]</w:t>
-      </w:r>
-    </w:p>
-    <w:p>
-      <w:pPr>
-        <w:pStyle w:val="ListBullet"/>
-        <w:spacing w:after="40"/>
-      </w:pPr>
-      <w:r>
-        <w:rPr>
-          <w:b/>
-          <w:sz w:val="18"/>
-        </w:rPr>
-        <w:t xml:space="preserve">[2024 Shift] Q#4 (MCQ): </w:t>
-      </w:r>
-      <w:r>
-        <w:rPr>
-          <w:sz w:val="18"/>
-        </w:rPr>
-        <w:t xml:space="preserve">"The maximum volume of the right circular cone with slant height 6 units is..."  </w:t>
-      </w:r>
-      <w:r>
-        <w:rPr>
-          <w:b/>
-          <w:color w:val="2B6CB0"/>
-          <w:sz w:val="18"/>
-        </w:rPr>
-        <w:t>[Ans: N/A]</w:t>
-      </w:r>
-    </w:p>
-    <w:p>
-      <w:pPr>
-        <w:spacing w:after="120"/>
-      </w:pPr>
-    </w:p>
-    <w:p>
-      <w:pPr>
-        <w:pStyle w:val="Heading2"/>
-      </w:pPr>
-      <w:r>
-        <w:rPr>
-          <w:color w:val="2B6CB0"/>
-          <w:sz w:val="24"/>
-        </w:rPr>
-        <w:t>3.2 Monotonicity, Maxima &amp; Minima (Very High Yield — 15 PYQs)</w:t>
-      </w:r>
-    </w:p>
-    <w:p>
-      <w:r>
-        <w:rPr>
-          <w:b/>
-          <w:sz w:val="20"/>
-        </w:rPr>
-        <w:t xml:space="preserve">Core Principle: </w:t>
-      </w:r>
-      <w:r>
-        <w:rPr>
-          <w:sz w:val="20"/>
-        </w:rPr>
-        <w:t>First and second derivative tests for optimization, global extreme values on closed intervals, and Rolle's/Lagrange's Mean Value Theorems.</w:t>
-      </w:r>
-    </w:p>
-    <w:tbl>
-      <w:tblPr>
-        <w:tblW w:type="auto" w:w="0"/>
-        <w:jc w:val="center"/>
-        <w:tblLook w:firstColumn="1" w:firstRow="1" w:lastColumn="0" w:lastRow="0" w:noHBand="0" w:noVBand="1" w:val="04A0"/>
-      </w:tblPr>
-      <w:tblGrid>
-        <w:gridCol w:w="10080"/>
-      </w:tblGrid>
-      <w:tr>
-        <w:tc>
-          <w:tcPr>
-            <w:tcW w:type="dxa" w:w="10080"/>
-            <w:shd w:fill="FFF5F5"/>
-            <w:tcMar>
-              <w:top w:w="100" w:type="dxa"/>
-              <w:bottom w:w="100" w:type="dxa"/>
-              <w:left w:w="150" w:type="dxa"/>
-              <w:right w:w="150" w:type="dxa"/>
-            </w:tcMar>
-          </w:tcPr>
-          <w:p>
-            <w:r>
-              <w:rPr>
-                <w:b/>
-                <w:color w:val="C53030"/>
-                <w:sz w:val="19"/>
-              </w:rPr>
-              <w:t xml:space="preserve">⚠️ Common Trap / JEE Pitfall: </w:t>
-            </w:r>
-            <w:r>
-              <w:rPr>
-                <w:color w:val="2D3748"/>
-                <w:sz w:val="19"/>
-              </w:rPr>
-              <w:t>A critical point occurs where f'(x) = 0 OR where f'(x) DOES NOT EXIST (e.g. at x=0 for |x|).</w:t>
-            </w:r>
-          </w:p>
-        </w:tc>
-      </w:tr>
-    </w:tbl>
-    <w:tbl>
-      <w:tblPr>
-        <w:tblW w:type="auto" w:w="0"/>
-        <w:jc w:val="center"/>
-        <w:tblLook w:firstColumn="1" w:firstRow="1" w:lastColumn="0" w:lastRow="0" w:noHBand="0" w:noVBand="1" w:val="04A0"/>
-      </w:tblPr>
-      <w:tblGrid>
-        <w:gridCol w:w="10080"/>
-      </w:tblGrid>
-      <w:tr>
-        <w:tc>
-          <w:tcPr>
-            <w:tcW w:type="dxa" w:w="10080"/>
-            <w:shd w:fill="F0FFF4"/>
-            <w:tcMar>
-              <w:top w:w="100" w:type="dxa"/>
-              <w:bottom w:w="100" w:type="dxa"/>
-              <w:left w:w="150" w:type="dxa"/>
-              <w:right w:w="150" w:type="dxa"/>
-            </w:tcMar>
-          </w:tcPr>
-          <w:p>
-            <w:r>
-              <w:rPr>
-                <w:b/>
-                <w:color w:val="276749"/>
-                <w:sz w:val="19"/>
-              </w:rPr>
-              <w:t xml:space="preserve">💡 Speed Hack / Trick: </w:t>
-            </w:r>
-            <w:r>
-              <w:rPr>
-                <w:color w:val="2D3748"/>
-                <w:sz w:val="19"/>
-              </w:rPr>
-              <w:t>LMVT statement: If f is continuous on [a, b] and differentiable on (a, b), then \exists c ∈ (a, b) such that f'(c) = (f(b) - f(a) / b - a).</w:t>
+              <w:t>To find intervals of increase/decrease, find roots of f'(x) = 0 and apply the wavy curve method on the number line.</w:t>
             </w:r>
           </w:p>
         </w:tc>
@@ -875,6 +667,187 @@
           <w:b/>
           <w:sz w:val="18"/>
         </w:rPr>
+        <w:t xml:space="preserve">[2025 Shift] Q#3 (MCQ): </w:t>
+      </w:r>
+      <w:r>
+        <w:rPr>
+          <w:sz w:val="18"/>
+        </w:rPr>
+        <w:t xml:space="preserve">"The function f(x)=tanx-x..."  </w:t>
+      </w:r>
+      <w:r>
+        <w:rPr>
+          <w:b/>
+          <w:color w:val="2B6CB0"/>
+          <w:sz w:val="18"/>
+        </w:rPr>
+        <w:t>[Ans: N/A]</w:t>
+      </w:r>
+    </w:p>
+    <w:p>
+      <w:pPr>
+        <w:pStyle w:val="ListBullet"/>
+        <w:spacing w:after="40"/>
+      </w:pPr>
+      <w:r>
+        <w:rPr>
+          <w:b/>
+          <w:sz w:val="18"/>
+        </w:rPr>
+        <w:t xml:space="preserve">[2024 Shift] Q#1 (MCQ): </w:t>
+      </w:r>
+      <w:r>
+        <w:rPr>
+          <w:sz w:val="18"/>
+        </w:rPr>
+        <w:t xml:space="preserve">"If f(x)=xe^x(1-x) , then f(x) is..."  </w:t>
+      </w:r>
+      <w:r>
+        <w:rPr>
+          <w:b/>
+          <w:color w:val="2B6CB0"/>
+          <w:sz w:val="18"/>
+        </w:rPr>
+        <w:t>[Ans: N/A]</w:t>
+      </w:r>
+    </w:p>
+    <w:p>
+      <w:pPr>
+        <w:spacing w:after="120"/>
+      </w:pPr>
+    </w:p>
+    <w:p>
+      <w:pPr>
+        <w:pStyle w:val="Heading2"/>
+      </w:pPr>
+      <w:r>
+        <w:rPr>
+          <w:color w:val="2B6CB0"/>
+          <w:sz w:val="24"/>
+        </w:rPr>
+        <w:t>3.2 Rate of Change, Tangents &amp; Normals (High Yield — 12 PYQs)</w:t>
+      </w:r>
+    </w:p>
+    <w:p>
+      <w:r>
+        <w:rPr>
+          <w:b/>
+          <w:sz w:val="20"/>
+        </w:rPr>
+        <w:t xml:space="preserve">Core Principle: </w:t>
+      </w:r>
+      <w:r>
+        <w:rPr>
+          <w:sz w:val="20"/>
+        </w:rPr>
+        <w:t>Rate of change (dy / dt) = (dy / dx) (dx / dt). Slope of tangent to y=f(x) at (x_1, y_1) is m = f'(x_1); equation is y - y_1 = m(x - x_1). Slope of normal is -1/m; equation is y - y_1 = -(1 / m)(x - x_1). Two curves cut orthogonally if m_1 m_2 = -1.</w:t>
+      </w:r>
+    </w:p>
+    <w:tbl>
+      <w:tblPr>
+        <w:tblW w:type="auto" w:w="0"/>
+        <w:jc w:val="center"/>
+        <w:tblLook w:firstColumn="1" w:firstRow="1" w:lastColumn="0" w:lastRow="0" w:noHBand="0" w:noVBand="1" w:val="04A0"/>
+      </w:tblPr>
+      <w:tblGrid>
+        <w:gridCol w:w="10080"/>
+      </w:tblGrid>
+      <w:tr>
+        <w:tc>
+          <w:tcPr>
+            <w:tcW w:type="dxa" w:w="10080"/>
+            <w:shd w:fill="FFF5F5"/>
+            <w:tcMar>
+              <w:top w:w="100" w:type="dxa"/>
+              <w:bottom w:w="100" w:type="dxa"/>
+              <w:left w:w="150" w:type="dxa"/>
+              <w:right w:w="150" w:type="dxa"/>
+            </w:tcMar>
+          </w:tcPr>
+          <w:p>
+            <w:r>
+              <w:rPr>
+                <w:b/>
+                <w:color w:val="C53030"/>
+                <w:sz w:val="19"/>
+              </w:rPr>
+              <w:t xml:space="preserve">⚠️ Common Trap / JEE Pitfall: </w:t>
+            </w:r>
+            <w:r>
+              <w:rPr>
+                <w:color w:val="2D3748"/>
+                <w:sz w:val="19"/>
+              </w:rPr>
+              <w:t>When normal is parallel to x-axis, its slope is 0, which means (dx / dy) = 0 or (dy / dx) \to ∞!</w:t>
+            </w:r>
+          </w:p>
+        </w:tc>
+      </w:tr>
+    </w:tbl>
+    <w:tbl>
+      <w:tblPr>
+        <w:tblW w:type="auto" w:w="0"/>
+        <w:jc w:val="center"/>
+        <w:tblLook w:firstColumn="1" w:firstRow="1" w:lastColumn="0" w:lastRow="0" w:noHBand="0" w:noVBand="1" w:val="04A0"/>
+      </w:tblPr>
+      <w:tblGrid>
+        <w:gridCol w:w="10080"/>
+      </w:tblGrid>
+      <w:tr>
+        <w:tc>
+          <w:tcPr>
+            <w:tcW w:type="dxa" w:w="10080"/>
+            <w:shd w:fill="F0FFF4"/>
+            <w:tcMar>
+              <w:top w:w="100" w:type="dxa"/>
+              <w:bottom w:w="100" w:type="dxa"/>
+              <w:left w:w="150" w:type="dxa"/>
+              <w:right w:w="150" w:type="dxa"/>
+            </w:tcMar>
+          </w:tcPr>
+          <w:p>
+            <w:r>
+              <w:rPr>
+                <w:b/>
+                <w:color w:val="276749"/>
+                <w:sz w:val="19"/>
+              </w:rPr>
+              <w:t xml:space="preserve">💡 Speed Hack / Trick: </w:t>
+            </w:r>
+            <w:r>
+              <w:rPr>
+                <w:color w:val="2D3748"/>
+                <w:sz w:val="19"/>
+              </w:rPr>
+              <w:t>For sphere: V = (4 / 3)π r^3 \implies (dV / dt) = 4π r^2 (dr / dt) = S (dr / dt).</w:t>
+            </w:r>
+          </w:p>
+        </w:tc>
+      </w:tr>
+    </w:tbl>
+    <w:p>
+      <w:pPr>
+        <w:spacing w:before="120" w:after="40"/>
+      </w:pPr>
+      <w:r>
+        <w:rPr>
+          <w:b/>
+          <w:color w:val="1A365D"/>
+          <w:sz w:val="19"/>
+        </w:rPr>
+        <w:t>Source PYQs testing this concept:</w:t>
+      </w:r>
+    </w:p>
+    <w:p>
+      <w:pPr>
+        <w:pStyle w:val="ListBullet"/>
+        <w:spacing w:after="40"/>
+      </w:pPr>
+      <w:r>
+        <w:rPr>
+          <w:b/>
+          <w:sz w:val="18"/>
+        </w:rPr>
         <w:t xml:space="preserve">[2026 Shift] Q#2 (MCQ): </w:t>
       </w:r>
       <w:r>
@@ -902,13 +875,40 @@
           <w:b/>
           <w:sz w:val="18"/>
         </w:rPr>
-        <w:t xml:space="preserve">[2025 Shift] Q#3 (MCQ): </w:t>
+        <w:t xml:space="preserve">[2024 Shift] Q#1 (MCQ): </w:t>
       </w:r>
       <w:r>
         <w:rPr>
           <w:sz w:val="18"/>
         </w:rPr>
-        <w:t xml:space="preserve">"The function f(x)=tanx-x..."  </w:t>
+        <w:t xml:space="preserve">"The value of C in (0,2) satisfying the mean value theorem for the function f(x)=x(x-1)^2,x ∈ [0,2] is equal to..."  </w:t>
+      </w:r>
+      <w:r>
+        <w:rPr>
+          <w:b/>
+          <w:color w:val="2B6CB0"/>
+          <w:sz w:val="18"/>
+        </w:rPr>
+        <w:t>[Ans: N/A]</w:t>
+      </w:r>
+    </w:p>
+    <w:p>
+      <w:pPr>
+        <w:pStyle w:val="ListBullet"/>
+        <w:spacing w:after="40"/>
+      </w:pPr>
+      <w:r>
+        <w:rPr>
+          <w:b/>
+          <w:sz w:val="18"/>
+        </w:rPr>
+        <w:t xml:space="preserve">[2023 Shift] Q#2 (MCQ): </w:t>
+      </w:r>
+      <w:r>
+        <w:rPr>
+          <w:sz w:val="18"/>
+        </w:rPr>
+        <w:t xml:space="preserve">"A circular plate of radius 5cm is heated. Due to expansion, its radius increase at the rate of 0.05cm/s . The rate at which its area is ..."  </w:t>
       </w:r>
       <w:r>
         <w:rPr>
@@ -1067,7 +1067,7 @@
           <w:color w:val="1A365D"/>
           <w:sz w:val="22"/>
         </w:rPr>
-        <w:t>Benchmark Problem 2: KCET 2024 (Q#1)</w:t>
+        <w:t>Benchmark Problem 2: KCET 2026 (Q#2)</w:t>
       </w:r>
     </w:p>
     <w:p>
@@ -1078,7 +1078,7 @@
         <w:rPr>
           <w:sz w:val="20"/>
         </w:rPr>
-        <w:t>If f(x)=xe^x(1-x) , then f(x) is</w:t>
+        <w:t>In a Mahakumbh, a drone camera is moving along 3y=x^3-3 . When y -coordinate changes 9 times as fast as x -coordinate, it captures good quality pictures. Then one of the precise positions of the drone at that instant is</w:t>
       </w:r>
     </w:p>
     <w:p>
@@ -1090,7 +1090,7 @@
         <w:rPr>
           <w:sz w:val="19"/>
         </w:rPr>
-        <w:t>(A) increasing in R</w:t>
+        <w:t>(A) (-3,-8)</w:t>
       </w:r>
     </w:p>
     <w:p>
@@ -1102,7 +1102,21 @@
         <w:rPr>
           <w:sz w:val="19"/>
         </w:rPr>
-        <w:t>(B) decreasing in R</w:t>
+        <w:t>(B) (3,-8)</w:t>
+      </w:r>
+    </w:p>
+    <w:p>
+      <w:pPr>
+        <w:pStyle w:val="ListBullet"/>
+        <w:spacing w:after="20"/>
+      </w:pPr>
+      <w:r>
+        <w:rPr>
+          <w:b/>
+          <w:color w:val="276749"/>
+          <w:sz w:val="19"/>
+        </w:rPr>
+        <w:t>(C) (3,8)</w:t>
       </w:r>
     </w:p>
     <w:p>
@@ -1114,19 +1128,7 @@
         <w:rPr>
           <w:sz w:val="19"/>
         </w:rPr>
-        <w:t>(C) decreasing in [-(1 / 2),1]</w:t>
-      </w:r>
-    </w:p>
-    <w:p>
-      <w:pPr>
-        <w:pStyle w:val="ListBullet"/>
-        <w:spacing w:after="20"/>
-      </w:pPr>
-      <w:r>
-        <w:rPr>
-          <w:sz w:val="19"/>
-        </w:rPr>
-        <w:t>(D) increasing in [-(1 / 2),1]</w:t>
+        <w:t>(D) (-3,8)</w:t>
       </w:r>
     </w:p>
     <w:tbl>
@@ -1157,7 +1159,7 @@
                 <w:color w:val="1A365D"/>
                 <w:sz w:val="19"/>
               </w:rPr>
-              <w:t>Correct Answer: None</w:t>
+              <w:t>Correct Answer: C</w:t>
               <w:br/>
             </w:r>
             <w:r>
@@ -1167,7 +1169,7 @@
               </w:rPr>
               <w:t>Solution Analysis:</w:t>
               <w:br/>
-              <w:t>Given, f(x) =xe^x(1-x) f^'(x) =e^x(1-x)+xe^x(1-x)(1-2x) =e^x(1-x)(1+x(1-2x)) =-e^x(1-x)(2x^2-x-1) =-e^x(1-x)(2x^2-2x+x-1) =-e^x(1-x)(x-1)(2x+1) So, f(x) is increasing when f^'(x) ≥ 0 and decreasing when f^'(x) ≤ 0 . Hence, f is increasing in [(-1 / 2),1] .</w:t>
+              <w:t>The path of the drone is given by 3y=x^3-3 The statement says that the y -coordinate changes 9 times as fast as the x -coordinate. This means (dy / dx)=9 Now differentiate the given equation with respect to x : 3y=x^3-3 3(dy / dx)=3x^2 So, (dy / dx)=x^2 At the required instant, x^2=9 x= ± 3 Now check the points on the curve. For x=3 : 3y=3^3-3 3y=27-3=24 y=8 So one position is (3,8) Hence the correct option is Option C(3,8)</w:t>
             </w:r>
           </w:p>
         </w:tc>
